--- a/워드/00_전체모듈_관리표.docx
+++ b/워드/00_전체모듈_관리표.docx
@@ -40,7 +40,7 @@
           <w:color w:val="5B6675"/>
           <w:sz w:val="21"/>
         </w:rPr>
-        <w:t>3단계 공통 과제 모듈 8개  |  교사용 한 장 정리</w:t>
+        <w:t>3단계 공통 과제 모듈 9개  |  교사용 한 장 정리</w:t>
       </w:r>
     </w:p>
     <w:p>
@@ -260,7 +260,7 @@
                 <w:rFonts w:ascii="맑은 고딕" w:hAnsi="맑은 고딕" w:eastAsia="맑은 고딕"/>
                 <w:sz w:val="20"/>
               </w:rPr>
-              <w:t>미제작</w:t>
+              <w:t>모듈 0 (10분)</w:t>
             </w:r>
           </w:p>
         </w:tc>
@@ -560,6 +560,20 @@
         <w:t>모듈 목록</w:t>
       </w:r>
     </w:p>
+    <w:p>
+      <w:pPr>
+        <w:spacing w:before="0" w:after="80"/>
+      </w:pPr>
+      <w:r>
+        <w:rPr>
+          <w:rFonts w:ascii="맑은 고딕" w:hAnsi="맑은 고딕" w:eastAsia="맑은 고딕"/>
+          <w:b w:val="0"/>
+          <w:color w:val="5B6675"/>
+          <w:sz w:val="19"/>
+        </w:rPr>
+        <w:t>3단계 모듈은 시작 화면에서 ‘짧게 · 1차시(8스텝)’와 ‘전체 · 3차시(14스텝)’ 중 하나를 고를 수 있습니다.</w:t>
+      </w:r>
+    </w:p>
     <w:tbl>
       <w:tblPr>
         <w:tblW w:type="auto" w:w="0"/>
@@ -698,6 +712,128 @@
                 <w:sz w:val="18"/>
               </w:rPr>
               <w:t>산출물</w:t>
+            </w:r>
+          </w:p>
+        </w:tc>
+      </w:tr>
+      <w:tr>
+        <w:tc>
+          <w:tcPr>
+            <w:tcW w:type="dxa" w:w="850"/>
+            <w:tcBorders>
+              <w:top w:val="single" w:sz="6" w:space="0" w:color="C8D2E0"/>
+              <w:left w:val="single" w:sz="6" w:space="0" w:color="C8D2E0"/>
+              <w:bottom w:val="single" w:sz="6" w:space="0" w:color="C8D2E0"/>
+              <w:right w:val="single" w:sz="6" w:space="0" w:color="C8D2E0"/>
+            </w:tcBorders>
+            <w:tcMar>
+              <w:top w:w="100" w:type="dxa"/>
+              <w:left w:w="100" w:type="dxa"/>
+              <w:bottom w:w="100" w:type="dxa"/>
+              <w:right w:w="100" w:type="dxa"/>
+            </w:tcMar>
+          </w:tcPr>
+          <w:p>
+            <w:pPr>
+              <w:spacing w:after="0" w:line="288" w:lineRule="auto"/>
+            </w:pPr>
+            <w:r/>
+            <w:r>
+              <w:rPr>
+                <w:rFonts w:ascii="맑은 고딕" w:hAnsi="맑은 고딕" w:eastAsia="맑은 고딕"/>
+                <w:sz w:val="18"/>
+              </w:rPr>
+              <w:t>0</w:t>
+            </w:r>
+          </w:p>
+        </w:tc>
+        <w:tc>
+          <w:tcPr>
+            <w:tcW w:type="dxa" w:w="2381"/>
+            <w:tcBorders>
+              <w:top w:val="single" w:sz="6" w:space="0" w:color="C8D2E0"/>
+              <w:left w:val="single" w:sz="6" w:space="0" w:color="C8D2E0"/>
+              <w:bottom w:val="single" w:sz="6" w:space="0" w:color="C8D2E0"/>
+              <w:right w:val="single" w:sz="6" w:space="0" w:color="C8D2E0"/>
+            </w:tcBorders>
+            <w:tcMar>
+              <w:top w:w="100" w:type="dxa"/>
+              <w:left w:w="100" w:type="dxa"/>
+              <w:bottom w:w="100" w:type="dxa"/>
+              <w:right w:w="100" w:type="dxa"/>
+            </w:tcMar>
+          </w:tcPr>
+          <w:p>
+            <w:pPr>
+              <w:spacing w:after="0" w:line="288" w:lineRule="auto"/>
+            </w:pPr>
+            <w:r/>
+            <w:r>
+              <w:rPr>
+                <w:rFonts w:ascii="맑은 고딕" w:hAnsi="맑은 고딕" w:eastAsia="맑은 고딕"/>
+                <w:sz w:val="18"/>
+              </w:rPr>
+              <w:t>AI 쓰기 전 약속 3가지</w:t>
+            </w:r>
+          </w:p>
+        </w:tc>
+        <w:tc>
+          <w:tcPr>
+            <w:tcW w:type="dxa" w:w="1474"/>
+            <w:tcBorders>
+              <w:top w:val="single" w:sz="6" w:space="0" w:color="C8D2E0"/>
+              <w:left w:val="single" w:sz="6" w:space="0" w:color="C8D2E0"/>
+              <w:bottom w:val="single" w:sz="6" w:space="0" w:color="C8D2E0"/>
+              <w:right w:val="single" w:sz="6" w:space="0" w:color="C8D2E0"/>
+            </w:tcBorders>
+            <w:tcMar>
+              <w:top w:w="100" w:type="dxa"/>
+              <w:left w:w="100" w:type="dxa"/>
+              <w:bottom w:w="100" w:type="dxa"/>
+              <w:right w:w="100" w:type="dxa"/>
+            </w:tcMar>
+          </w:tcPr>
+          <w:p>
+            <w:pPr>
+              <w:spacing w:after="0" w:line="288" w:lineRule="auto"/>
+            </w:pPr>
+            <w:r/>
+            <w:r>
+              <w:rPr>
+                <w:rFonts w:ascii="맑은 고딕" w:hAnsi="맑은 고딕" w:eastAsia="맑은 고딕"/>
+                <w:sz w:val="18"/>
+              </w:rPr>
+              <w:t>10~15분 (1차시 도입부에 붙여 쓰기)</w:t>
+            </w:r>
+          </w:p>
+        </w:tc>
+        <w:tc>
+          <w:tcPr>
+            <w:tcW w:type="dxa" w:w="4932"/>
+            <w:tcBorders>
+              <w:top w:val="single" w:sz="6" w:space="0" w:color="C8D2E0"/>
+              <w:left w:val="single" w:sz="6" w:space="0" w:color="C8D2E0"/>
+              <w:bottom w:val="single" w:sz="6" w:space="0" w:color="C8D2E0"/>
+              <w:right w:val="single" w:sz="6" w:space="0" w:color="C8D2E0"/>
+            </w:tcBorders>
+            <w:tcMar>
+              <w:top w:w="100" w:type="dxa"/>
+              <w:left w:w="100" w:type="dxa"/>
+              <w:bottom w:w="100" w:type="dxa"/>
+              <w:right w:w="100" w:type="dxa"/>
+            </w:tcMar>
+          </w:tcPr>
+          <w:p>
+            <w:pPr>
+              <w:spacing w:after="0" w:line="288" w:lineRule="auto"/>
+            </w:pPr>
+            <w:r/>
+            <w:r>
+              <w:rPr>
+                <w:rFonts w:ascii="맑은 고딕" w:hAnsi="맑은 고딕" w:eastAsia="맑은 고딕"/>
+                <w:sz w:val="18"/>
+              </w:rPr>
+              <w:t>우리 반 약속 카드 · AI 사용 기록표 첫 작성 · 제출 파일(.json)</w:t>
             </w:r>
           </w:p>
         </w:tc>
@@ -1783,6 +1919,68 @@
                 <w:sz w:val="18"/>
               </w:rPr>
               <w:t>이 모듈만의 장치</w:t>
+            </w:r>
+          </w:p>
+        </w:tc>
+      </w:tr>
+      <w:tr>
+        <w:tc>
+          <w:tcPr>
+            <w:tcW w:type="dxa" w:w="2041"/>
+            <w:tcBorders>
+              <w:top w:val="single" w:sz="6" w:space="0" w:color="C8D2E0"/>
+              <w:left w:val="single" w:sz="6" w:space="0" w:color="C8D2E0"/>
+              <w:bottom w:val="single" w:sz="6" w:space="0" w:color="C8D2E0"/>
+              <w:right w:val="single" w:sz="6" w:space="0" w:color="C8D2E0"/>
+            </w:tcBorders>
+            <w:tcMar>
+              <w:top w:w="100" w:type="dxa"/>
+              <w:left w:w="100" w:type="dxa"/>
+              <w:bottom w:w="100" w:type="dxa"/>
+              <w:right w:w="100" w:type="dxa"/>
+            </w:tcMar>
+          </w:tcPr>
+          <w:p>
+            <w:pPr>
+              <w:spacing w:after="0" w:line="288" w:lineRule="auto"/>
+            </w:pPr>
+            <w:r/>
+            <w:r>
+              <w:rPr>
+                <w:rFonts w:ascii="맑은 고딕" w:hAnsi="맑은 고딕" w:eastAsia="맑은 고딕"/>
+                <w:sz w:val="18"/>
+              </w:rPr>
+              <w:t>0 AI 쓰기 전 약속 3가지</w:t>
+            </w:r>
+          </w:p>
+        </w:tc>
+        <w:tc>
+          <w:tcPr>
+            <w:tcW w:type="dxa" w:w="7597"/>
+            <w:tcBorders>
+              <w:top w:val="single" w:sz="6" w:space="0" w:color="C8D2E0"/>
+              <w:left w:val="single" w:sz="6" w:space="0" w:color="C8D2E0"/>
+              <w:bottom w:val="single" w:sz="6" w:space="0" w:color="C8D2E0"/>
+              <w:right w:val="single" w:sz="6" w:space="0" w:color="C8D2E0"/>
+            </w:tcBorders>
+            <w:tcMar>
+              <w:top w:w="100" w:type="dxa"/>
+              <w:left w:w="100" w:type="dxa"/>
+              <w:bottom w:w="100" w:type="dxa"/>
+              <w:right w:w="100" w:type="dxa"/>
+            </w:tcMar>
+          </w:tcPr>
+          <w:p>
+            <w:pPr>
+              <w:spacing w:after="0" w:line="288" w:lineRule="auto"/>
+            </w:pPr>
+            <w:r/>
+            <w:r>
+              <w:rPr>
+                <w:rFonts w:ascii="맑은 고딕" w:hAnsi="맑은 고딕" w:eastAsia="맑은 고딕"/>
+                <w:sz w:val="18"/>
+              </w:rPr>
+              <w:t>S2가 전부입니다 — ①로 AI가 단정하는 것을 보고, ②로 스스로 물러서는 것을 봅니다. 이 온도 차가 설명 열 마디보다 강합니다.</w:t>
             </w:r>
           </w:p>
         </w:tc>

--- a/워드/00_전체모듈_관리표.docx
+++ b/워드/00_전체모듈_관리표.docx
@@ -40,7 +40,7 @@
           <w:color w:val="5B6675"/>
           <w:sz w:val="21"/>
         </w:rPr>
-        <w:t>3단계 공통 과제 모듈 9개  |  교사용 한 장 정리</w:t>
+        <w:t>3단계 공통 과제 모듈 11개  |  교사용 한 장 정리</w:t>
       </w:r>
     </w:p>
     <w:p>
@@ -444,7 +444,7 @@
                 <w:rFonts w:ascii="맑은 고딕" w:hAnsi="맑은 고딕" w:eastAsia="맑은 고딕"/>
                 <w:sz w:val="20"/>
               </w:rPr>
-              <w:t>모듈 8개 (아래)</w:t>
+              <w:t>모듈 10개 (아래)</w:t>
             </w:r>
           </w:p>
         </w:tc>
@@ -1475,6 +1475,250 @@
                 <w:rFonts w:ascii="맑은 고딕" w:hAnsi="맑은 고딕" w:eastAsia="맑은 고딕"/>
                 <w:sz w:val="18"/>
               </w:rPr>
+              <w:t>A6</w:t>
+            </w:r>
+          </w:p>
+        </w:tc>
+        <w:tc>
+          <w:tcPr>
+            <w:tcW w:type="dxa" w:w="2381"/>
+            <w:tcBorders>
+              <w:top w:val="single" w:sz="6" w:space="0" w:color="C8D2E0"/>
+              <w:left w:val="single" w:sz="6" w:space="0" w:color="C8D2E0"/>
+              <w:bottom w:val="single" w:sz="6" w:space="0" w:color="C8D2E0"/>
+              <w:right w:val="single" w:sz="6" w:space="0" w:color="C8D2E0"/>
+            </w:tcBorders>
+            <w:tcMar>
+              <w:top w:w="100" w:type="dxa"/>
+              <w:left w:w="100" w:type="dxa"/>
+              <w:bottom w:w="100" w:type="dxa"/>
+              <w:right w:w="100" w:type="dxa"/>
+            </w:tcMar>
+          </w:tcPr>
+          <w:p>
+            <w:pPr>
+              <w:spacing w:after="0" w:line="288" w:lineRule="auto"/>
+            </w:pPr>
+            <w:r/>
+            <w:r>
+              <w:rPr>
+                <w:rFonts w:ascii="맑은 고딕" w:hAnsi="맑은 고딕" w:eastAsia="맑은 고딕"/>
+                <w:sz w:val="18"/>
+              </w:rPr>
+              <w:t>수업 자료 정리하기</w:t>
+            </w:r>
+          </w:p>
+        </w:tc>
+        <w:tc>
+          <w:tcPr>
+            <w:tcW w:type="dxa" w:w="1474"/>
+            <w:tcBorders>
+              <w:top w:val="single" w:sz="6" w:space="0" w:color="C8D2E0"/>
+              <w:left w:val="single" w:sz="6" w:space="0" w:color="C8D2E0"/>
+              <w:bottom w:val="single" w:sz="6" w:space="0" w:color="C8D2E0"/>
+              <w:right w:val="single" w:sz="6" w:space="0" w:color="C8D2E0"/>
+            </w:tcBorders>
+            <w:tcMar>
+              <w:top w:w="100" w:type="dxa"/>
+              <w:left w:w="100" w:type="dxa"/>
+              <w:bottom w:w="100" w:type="dxa"/>
+              <w:right w:w="100" w:type="dxa"/>
+            </w:tcMar>
+          </w:tcPr>
+          <w:p>
+            <w:pPr>
+              <w:spacing w:after="0" w:line="288" w:lineRule="auto"/>
+            </w:pPr>
+            <w:r/>
+            <w:r>
+              <w:rPr>
+                <w:rFonts w:ascii="맑은 고딕" w:hAnsi="맑은 고딕" w:eastAsia="맑은 고딕"/>
+                <w:sz w:val="18"/>
+              </w:rPr>
+              <w:t>짧은 코스 1차시 / 전체 3차시</w:t>
+            </w:r>
+          </w:p>
+        </w:tc>
+        <w:tc>
+          <w:tcPr>
+            <w:tcW w:type="dxa" w:w="4932"/>
+            <w:tcBorders>
+              <w:top w:val="single" w:sz="6" w:space="0" w:color="C8D2E0"/>
+              <w:left w:val="single" w:sz="6" w:space="0" w:color="C8D2E0"/>
+              <w:bottom w:val="single" w:sz="6" w:space="0" w:color="C8D2E0"/>
+              <w:right w:val="single" w:sz="6" w:space="0" w:color="C8D2E0"/>
+            </w:tcBorders>
+            <w:tcMar>
+              <w:top w:w="100" w:type="dxa"/>
+              <w:left w:w="100" w:type="dxa"/>
+              <w:bottom w:w="100" w:type="dxa"/>
+              <w:right w:w="100" w:type="dxa"/>
+            </w:tcMar>
+          </w:tcPr>
+          <w:p>
+            <w:pPr>
+              <w:spacing w:after="0" w:line="288" w:lineRule="auto"/>
+            </w:pPr>
+            <w:r/>
+            <w:r>
+              <w:rPr>
+                <w:rFonts w:ascii="맑은 고딕" w:hAnsi="맑은 고딕" w:eastAsia="맑은 고딕"/>
+                <w:sz w:val="18"/>
+              </w:rPr>
+              <w:t>단원 정리 노트 A4 1장 · AI 사용 기록표 · 제출 파일(.json)</w:t>
+            </w:r>
+          </w:p>
+        </w:tc>
+      </w:tr>
+      <w:tr>
+        <w:tc>
+          <w:tcPr>
+            <w:tcW w:type="dxa" w:w="850"/>
+            <w:tcBorders>
+              <w:top w:val="single" w:sz="6" w:space="0" w:color="C8D2E0"/>
+              <w:left w:val="single" w:sz="6" w:space="0" w:color="C8D2E0"/>
+              <w:bottom w:val="single" w:sz="6" w:space="0" w:color="C8D2E0"/>
+              <w:right w:val="single" w:sz="6" w:space="0" w:color="C8D2E0"/>
+            </w:tcBorders>
+            <w:tcMar>
+              <w:top w:w="100" w:type="dxa"/>
+              <w:left w:w="100" w:type="dxa"/>
+              <w:bottom w:w="100" w:type="dxa"/>
+              <w:right w:w="100" w:type="dxa"/>
+            </w:tcMar>
+          </w:tcPr>
+          <w:p>
+            <w:pPr>
+              <w:spacing w:after="0" w:line="288" w:lineRule="auto"/>
+            </w:pPr>
+            <w:r/>
+            <w:r>
+              <w:rPr>
+                <w:rFonts w:ascii="맑은 고딕" w:hAnsi="맑은 고딕" w:eastAsia="맑은 고딕"/>
+                <w:sz w:val="18"/>
+              </w:rPr>
+              <w:t>A7</w:t>
+            </w:r>
+          </w:p>
+        </w:tc>
+        <w:tc>
+          <w:tcPr>
+            <w:tcW w:type="dxa" w:w="2381"/>
+            <w:tcBorders>
+              <w:top w:val="single" w:sz="6" w:space="0" w:color="C8D2E0"/>
+              <w:left w:val="single" w:sz="6" w:space="0" w:color="C8D2E0"/>
+              <w:bottom w:val="single" w:sz="6" w:space="0" w:color="C8D2E0"/>
+              <w:right w:val="single" w:sz="6" w:space="0" w:color="C8D2E0"/>
+            </w:tcBorders>
+            <w:tcMar>
+              <w:top w:w="100" w:type="dxa"/>
+              <w:left w:w="100" w:type="dxa"/>
+              <w:bottom w:w="100" w:type="dxa"/>
+              <w:right w:w="100" w:type="dxa"/>
+            </w:tcMar>
+          </w:tcPr>
+          <w:p>
+            <w:pPr>
+              <w:spacing w:after="0" w:line="288" w:lineRule="auto"/>
+            </w:pPr>
+            <w:r/>
+            <w:r>
+              <w:rPr>
+                <w:rFonts w:ascii="맑은 고딕" w:hAnsi="맑은 고딕" w:eastAsia="맑은 고딕"/>
+                <w:sz w:val="18"/>
+              </w:rPr>
+              <w:t>보고서 쓰기</w:t>
+            </w:r>
+          </w:p>
+        </w:tc>
+        <w:tc>
+          <w:tcPr>
+            <w:tcW w:type="dxa" w:w="1474"/>
+            <w:tcBorders>
+              <w:top w:val="single" w:sz="6" w:space="0" w:color="C8D2E0"/>
+              <w:left w:val="single" w:sz="6" w:space="0" w:color="C8D2E0"/>
+              <w:bottom w:val="single" w:sz="6" w:space="0" w:color="C8D2E0"/>
+              <w:right w:val="single" w:sz="6" w:space="0" w:color="C8D2E0"/>
+            </w:tcBorders>
+            <w:tcMar>
+              <w:top w:w="100" w:type="dxa"/>
+              <w:left w:w="100" w:type="dxa"/>
+              <w:bottom w:w="100" w:type="dxa"/>
+              <w:right w:w="100" w:type="dxa"/>
+            </w:tcMar>
+          </w:tcPr>
+          <w:p>
+            <w:pPr>
+              <w:spacing w:after="0" w:line="288" w:lineRule="auto"/>
+            </w:pPr>
+            <w:r/>
+            <w:r>
+              <w:rPr>
+                <w:rFonts w:ascii="맑은 고딕" w:hAnsi="맑은 고딕" w:eastAsia="맑은 고딕"/>
+                <w:sz w:val="18"/>
+              </w:rPr>
+              <w:t>짧은 코스 1차시 / 전체 3차시</w:t>
+            </w:r>
+          </w:p>
+        </w:tc>
+        <w:tc>
+          <w:tcPr>
+            <w:tcW w:type="dxa" w:w="4932"/>
+            <w:tcBorders>
+              <w:top w:val="single" w:sz="6" w:space="0" w:color="C8D2E0"/>
+              <w:left w:val="single" w:sz="6" w:space="0" w:color="C8D2E0"/>
+              <w:bottom w:val="single" w:sz="6" w:space="0" w:color="C8D2E0"/>
+              <w:right w:val="single" w:sz="6" w:space="0" w:color="C8D2E0"/>
+            </w:tcBorders>
+            <w:tcMar>
+              <w:top w:w="100" w:type="dxa"/>
+              <w:left w:w="100" w:type="dxa"/>
+              <w:bottom w:w="100" w:type="dxa"/>
+              <w:right w:w="100" w:type="dxa"/>
+            </w:tcMar>
+          </w:tcPr>
+          <w:p>
+            <w:pPr>
+              <w:spacing w:after="0" w:line="288" w:lineRule="auto"/>
+            </w:pPr>
+            <w:r/>
+            <w:r>
+              <w:rPr>
+                <w:rFonts w:ascii="맑은 고딕" w:hAnsi="맑은 고딕" w:eastAsia="맑은 고딕"/>
+                <w:sz w:val="18"/>
+              </w:rPr>
+              <w:t>보고서 A4 1~2장(표 포함) · AI 사용 기록표 · 제출 파일(.json)</w:t>
+            </w:r>
+          </w:p>
+        </w:tc>
+      </w:tr>
+      <w:tr>
+        <w:tc>
+          <w:tcPr>
+            <w:tcW w:type="dxa" w:w="850"/>
+            <w:tcBorders>
+              <w:top w:val="single" w:sz="6" w:space="0" w:color="C8D2E0"/>
+              <w:left w:val="single" w:sz="6" w:space="0" w:color="C8D2E0"/>
+              <w:bottom w:val="single" w:sz="6" w:space="0" w:color="C8D2E0"/>
+              <w:right w:val="single" w:sz="6" w:space="0" w:color="C8D2E0"/>
+            </w:tcBorders>
+            <w:tcMar>
+              <w:top w:w="100" w:type="dxa"/>
+              <w:left w:w="100" w:type="dxa"/>
+              <w:bottom w:w="100" w:type="dxa"/>
+              <w:right w:w="100" w:type="dxa"/>
+            </w:tcMar>
+          </w:tcPr>
+          <w:p>
+            <w:pPr>
+              <w:spacing w:after="0" w:line="288" w:lineRule="auto"/>
+            </w:pPr>
+            <w:r/>
+            <w:r>
+              <w:rPr>
+                <w:rFonts w:ascii="맑은 고딕" w:hAnsi="맑은 고딕" w:eastAsia="맑은 고딕"/>
+                <w:sz w:val="18"/>
+              </w:rPr>
               <w:t>B1</w:t>
             </w:r>
           </w:p>
@@ -2291,6 +2535,130 @@
                 <w:sz w:val="18"/>
               </w:rPr>
               <w:t>S2의 조건 — ‘확실하지 않으면 확실하지 않다고 말하라’. 이 한 줄이 모듈 전체의 안전장치입니다.</w:t>
+            </w:r>
+          </w:p>
+        </w:tc>
+      </w:tr>
+      <w:tr>
+        <w:tc>
+          <w:tcPr>
+            <w:tcW w:type="dxa" w:w="2041"/>
+            <w:tcBorders>
+              <w:top w:val="single" w:sz="6" w:space="0" w:color="C8D2E0"/>
+              <w:left w:val="single" w:sz="6" w:space="0" w:color="C8D2E0"/>
+              <w:bottom w:val="single" w:sz="6" w:space="0" w:color="C8D2E0"/>
+              <w:right w:val="single" w:sz="6" w:space="0" w:color="C8D2E0"/>
+            </w:tcBorders>
+            <w:tcMar>
+              <w:top w:w="100" w:type="dxa"/>
+              <w:left w:w="100" w:type="dxa"/>
+              <w:bottom w:w="100" w:type="dxa"/>
+              <w:right w:w="100" w:type="dxa"/>
+            </w:tcMar>
+          </w:tcPr>
+          <w:p>
+            <w:pPr>
+              <w:spacing w:after="0" w:line="288" w:lineRule="auto"/>
+            </w:pPr>
+            <w:r/>
+            <w:r>
+              <w:rPr>
+                <w:rFonts w:ascii="맑은 고딕" w:hAnsi="맑은 고딕" w:eastAsia="맑은 고딕"/>
+                <w:sz w:val="18"/>
+              </w:rPr>
+              <w:t>A6 수업 자료 정리하기</w:t>
+            </w:r>
+          </w:p>
+        </w:tc>
+        <w:tc>
+          <w:tcPr>
+            <w:tcW w:type="dxa" w:w="7597"/>
+            <w:tcBorders>
+              <w:top w:val="single" w:sz="6" w:space="0" w:color="C8D2E0"/>
+              <w:left w:val="single" w:sz="6" w:space="0" w:color="C8D2E0"/>
+              <w:bottom w:val="single" w:sz="6" w:space="0" w:color="C8D2E0"/>
+              <w:right w:val="single" w:sz="6" w:space="0" w:color="C8D2E0"/>
+            </w:tcBorders>
+            <w:tcMar>
+              <w:top w:w="100" w:type="dxa"/>
+              <w:left w:w="100" w:type="dxa"/>
+              <w:bottom w:w="100" w:type="dxa"/>
+              <w:right w:w="100" w:type="dxa"/>
+            </w:tcMar>
+          </w:tcPr>
+          <w:p>
+            <w:pPr>
+              <w:spacing w:after="0" w:line="288" w:lineRule="auto"/>
+            </w:pPr>
+            <w:r/>
+            <w:r>
+              <w:rPr>
+                <w:rFonts w:ascii="맑은 고딕" w:hAnsi="맑은 고딕" w:eastAsia="맑은 고딕"/>
+                <w:sz w:val="18"/>
+              </w:rPr>
+              <w:t>S7의 조건 — ‘자료에 없으면 [수업에서 확인]으로 비워 둬’. 이것이 이 모듈의 장치입니다.</w:t>
+            </w:r>
+          </w:p>
+        </w:tc>
+      </w:tr>
+      <w:tr>
+        <w:tc>
+          <w:tcPr>
+            <w:tcW w:type="dxa" w:w="2041"/>
+            <w:tcBorders>
+              <w:top w:val="single" w:sz="6" w:space="0" w:color="C8D2E0"/>
+              <w:left w:val="single" w:sz="6" w:space="0" w:color="C8D2E0"/>
+              <w:bottom w:val="single" w:sz="6" w:space="0" w:color="C8D2E0"/>
+              <w:right w:val="single" w:sz="6" w:space="0" w:color="C8D2E0"/>
+            </w:tcBorders>
+            <w:tcMar>
+              <w:top w:w="100" w:type="dxa"/>
+              <w:left w:w="100" w:type="dxa"/>
+              <w:bottom w:w="100" w:type="dxa"/>
+              <w:right w:w="100" w:type="dxa"/>
+            </w:tcMar>
+          </w:tcPr>
+          <w:p>
+            <w:pPr>
+              <w:spacing w:after="0" w:line="288" w:lineRule="auto"/>
+            </w:pPr>
+            <w:r/>
+            <w:r>
+              <w:rPr>
+                <w:rFonts w:ascii="맑은 고딕" w:hAnsi="맑은 고딕" w:eastAsia="맑은 고딕"/>
+                <w:sz w:val="18"/>
+              </w:rPr>
+              <w:t>A7 보고서 쓰기</w:t>
+            </w:r>
+          </w:p>
+        </w:tc>
+        <w:tc>
+          <w:tcPr>
+            <w:tcW w:type="dxa" w:w="7597"/>
+            <w:tcBorders>
+              <w:top w:val="single" w:sz="6" w:space="0" w:color="C8D2E0"/>
+              <w:left w:val="single" w:sz="6" w:space="0" w:color="C8D2E0"/>
+              <w:bottom w:val="single" w:sz="6" w:space="0" w:color="C8D2E0"/>
+              <w:right w:val="single" w:sz="6" w:space="0" w:color="C8D2E0"/>
+            </w:tcBorders>
+            <w:tcMar>
+              <w:top w:w="100" w:type="dxa"/>
+              <w:left w:w="100" w:type="dxa"/>
+              <w:bottom w:w="100" w:type="dxa"/>
+              <w:right w:w="100" w:type="dxa"/>
+            </w:tcMar>
+          </w:tcPr>
+          <w:p>
+            <w:pPr>
+              <w:spacing w:after="0" w:line="288" w:lineRule="auto"/>
+            </w:pPr>
+            <w:r/>
+            <w:r>
+              <w:rPr>
+                <w:rFonts w:ascii="맑은 고딕" w:hAnsi="맑은 고딕" w:eastAsia="맑은 고딕"/>
+                <w:sz w:val="18"/>
+              </w:rPr>
+              <w:t>S7의 조건 두 개 — ‘없는 숫자 만들지 않기’와 ‘결과에는 사실만’. 이것이 이 모듈의 장치입니다.</w:t>
             </w:r>
           </w:p>
         </w:tc>

--- a/워드/00_전체모듈_관리표.docx
+++ b/워드/00_전체모듈_관리표.docx
@@ -2596,7 +2596,7 @@
                 <w:rFonts w:ascii="맑은 고딕" w:hAnsi="맑은 고딕" w:eastAsia="맑은 고딕"/>
                 <w:sz w:val="18"/>
               </w:rPr>
-              <w:t>S7의 조건 — ‘자료에 없으면 [수업에서 확인]으로 비워 둬’. 이것이 이 모듈의 장치입니다.</w:t>
+              <w:t>자료를 넣는 방법이 둘입니다. [A] 선생님이 준 자료를 붙여넣기 / [B] 교과서 쪽 범위만 알려주기.</w:t>
             </w:r>
           </w:p>
         </w:tc>

--- a/워드/00_전체모듈_관리표.docx
+++ b/워드/00_전체모듈_관리표.docx
@@ -40,7 +40,7 @@
           <w:color w:val="5B6675"/>
           <w:sz w:val="21"/>
         </w:rPr>
-        <w:t>3단계 공통 과제 모듈 11개  |  교사용 한 장 정리</w:t>
+        <w:t>3단계 공통 과제 모듈 12개  |  교사용 한 장 정리</w:t>
       </w:r>
     </w:p>
     <w:p>
@@ -444,7 +444,7 @@
                 <w:rFonts w:ascii="맑은 고딕" w:hAnsi="맑은 고딕" w:eastAsia="맑은 고딕"/>
                 <w:sz w:val="20"/>
               </w:rPr>
-              <w:t>모듈 10개 (아래)</w:t>
+              <w:t>모듈 11개 (아래)</w:t>
             </w:r>
           </w:p>
         </w:tc>
@@ -834,6 +834,128 @@
                 <w:sz w:val="18"/>
               </w:rPr>
               <w:t>우리 반 약속 카드 · AI 사용 기록표 첫 작성 · 제출 파일(.json)</w:t>
+            </w:r>
+          </w:p>
+        </w:tc>
+      </w:tr>
+      <w:tr>
+        <w:tc>
+          <w:tcPr>
+            <w:tcW w:type="dxa" w:w="850"/>
+            <w:tcBorders>
+              <w:top w:val="single" w:sz="6" w:space="0" w:color="C8D2E0"/>
+              <w:left w:val="single" w:sz="6" w:space="0" w:color="C8D2E0"/>
+              <w:bottom w:val="single" w:sz="6" w:space="0" w:color="C8D2E0"/>
+              <w:right w:val="single" w:sz="6" w:space="0" w:color="C8D2E0"/>
+            </w:tcBorders>
+            <w:tcMar>
+              <w:top w:w="100" w:type="dxa"/>
+              <w:left w:w="100" w:type="dxa"/>
+              <w:bottom w:w="100" w:type="dxa"/>
+              <w:right w:w="100" w:type="dxa"/>
+            </w:tcMar>
+          </w:tcPr>
+          <w:p>
+            <w:pPr>
+              <w:spacing w:after="0" w:line="288" w:lineRule="auto"/>
+            </w:pPr>
+            <w:r/>
+            <w:r>
+              <w:rPr>
+                <w:rFonts w:ascii="맑은 고딕" w:hAnsi="맑은 고딕" w:eastAsia="맑은 고딕"/>
+                <w:sz w:val="18"/>
+              </w:rPr>
+              <w:t>R</w:t>
+            </w:r>
+          </w:p>
+        </w:tc>
+        <w:tc>
+          <w:tcPr>
+            <w:tcW w:type="dxa" w:w="2381"/>
+            <w:tcBorders>
+              <w:top w:val="single" w:sz="6" w:space="0" w:color="C8D2E0"/>
+              <w:left w:val="single" w:sz="6" w:space="0" w:color="C8D2E0"/>
+              <w:bottom w:val="single" w:sz="6" w:space="0" w:color="C8D2E0"/>
+              <w:right w:val="single" w:sz="6" w:space="0" w:color="C8D2E0"/>
+            </w:tcBorders>
+            <w:tcMar>
+              <w:top w:w="100" w:type="dxa"/>
+              <w:left w:w="100" w:type="dxa"/>
+              <w:bottom w:w="100" w:type="dxa"/>
+              <w:right w:w="100" w:type="dxa"/>
+            </w:tcMar>
+          </w:tcPr>
+          <w:p>
+            <w:pPr>
+              <w:spacing w:after="0" w:line="288" w:lineRule="auto"/>
+            </w:pPr>
+            <w:r/>
+            <w:r>
+              <w:rPr>
+                <w:rFonts w:ascii="맑은 고딕" w:hAnsi="맑은 고딕" w:eastAsia="맑은 고딕"/>
+                <w:sz w:val="18"/>
+              </w:rPr>
+              <w:t>AI 고르기와 프롬프트 4요소</w:t>
+            </w:r>
+          </w:p>
+        </w:tc>
+        <w:tc>
+          <w:tcPr>
+            <w:tcW w:type="dxa" w:w="1474"/>
+            <w:tcBorders>
+              <w:top w:val="single" w:sz="6" w:space="0" w:color="C8D2E0"/>
+              <w:left w:val="single" w:sz="6" w:space="0" w:color="C8D2E0"/>
+              <w:bottom w:val="single" w:sz="6" w:space="0" w:color="C8D2E0"/>
+              <w:right w:val="single" w:sz="6" w:space="0" w:color="C8D2E0"/>
+            </w:tcBorders>
+            <w:tcMar>
+              <w:top w:w="100" w:type="dxa"/>
+              <w:left w:w="100" w:type="dxa"/>
+              <w:bottom w:w="100" w:type="dxa"/>
+              <w:right w:w="100" w:type="dxa"/>
+            </w:tcMar>
+          </w:tcPr>
+          <w:p>
+            <w:pPr>
+              <w:spacing w:after="0" w:line="288" w:lineRule="auto"/>
+            </w:pPr>
+            <w:r/>
+            <w:r>
+              <w:rPr>
+                <w:rFonts w:ascii="맑은 고딕" w:hAnsi="맑은 고딕" w:eastAsia="맑은 고딕"/>
+                <w:sz w:val="18"/>
+              </w:rPr>
+              <w:t>1차시 (45~50분)</w:t>
+            </w:r>
+          </w:p>
+        </w:tc>
+        <w:tc>
+          <w:tcPr>
+            <w:tcW w:type="dxa" w:w="4932"/>
+            <w:tcBorders>
+              <w:top w:val="single" w:sz="6" w:space="0" w:color="C8D2E0"/>
+              <w:left w:val="single" w:sz="6" w:space="0" w:color="C8D2E0"/>
+              <w:bottom w:val="single" w:sz="6" w:space="0" w:color="C8D2E0"/>
+              <w:right w:val="single" w:sz="6" w:space="0" w:color="C8D2E0"/>
+            </w:tcBorders>
+            <w:tcMar>
+              <w:top w:w="100" w:type="dxa"/>
+              <w:left w:w="100" w:type="dxa"/>
+              <w:bottom w:w="100" w:type="dxa"/>
+              <w:right w:w="100" w:type="dxa"/>
+            </w:tcMar>
+          </w:tcPr>
+          <w:p>
+            <w:pPr>
+              <w:spacing w:after="0" w:line="288" w:lineRule="auto"/>
+            </w:pPr>
+            <w:r/>
+            <w:r>
+              <w:rPr>
+                <w:rFonts w:ascii="맑은 고딕" w:hAnsi="맑은 고딕" w:eastAsia="맑은 고딕"/>
+                <w:sz w:val="18"/>
+              </w:rPr>
+              <w:t>내 프롬프트 카드 · AI 사용 기록표 · 제출 파일(.json)</w:t>
             </w:r>
           </w:p>
         </w:tc>
@@ -2225,6 +2347,68 @@
                 <w:sz w:val="18"/>
               </w:rPr>
               <w:t>S2가 전부입니다 — ①로 AI가 단정하는 것을 보고, ②로 스스로 물러서는 것을 봅니다. 이 온도 차가 설명 열 마디보다 강합니다.</w:t>
+            </w:r>
+          </w:p>
+        </w:tc>
+      </w:tr>
+      <w:tr>
+        <w:tc>
+          <w:tcPr>
+            <w:tcW w:type="dxa" w:w="2041"/>
+            <w:tcBorders>
+              <w:top w:val="single" w:sz="6" w:space="0" w:color="C8D2E0"/>
+              <w:left w:val="single" w:sz="6" w:space="0" w:color="C8D2E0"/>
+              <w:bottom w:val="single" w:sz="6" w:space="0" w:color="C8D2E0"/>
+              <w:right w:val="single" w:sz="6" w:space="0" w:color="C8D2E0"/>
+            </w:tcBorders>
+            <w:tcMar>
+              <w:top w:w="100" w:type="dxa"/>
+              <w:left w:w="100" w:type="dxa"/>
+              <w:bottom w:w="100" w:type="dxa"/>
+              <w:right w:w="100" w:type="dxa"/>
+            </w:tcMar>
+          </w:tcPr>
+          <w:p>
+            <w:pPr>
+              <w:spacing w:after="0" w:line="288" w:lineRule="auto"/>
+            </w:pPr>
+            <w:r/>
+            <w:r>
+              <w:rPr>
+                <w:rFonts w:ascii="맑은 고딕" w:hAnsi="맑은 고딕" w:eastAsia="맑은 고딕"/>
+                <w:sz w:val="18"/>
+              </w:rPr>
+              <w:t>R AI 고르기와 프롬프트 4요소</w:t>
+            </w:r>
+          </w:p>
+        </w:tc>
+        <w:tc>
+          <w:tcPr>
+            <w:tcW w:type="dxa" w:w="7597"/>
+            <w:tcBorders>
+              <w:top w:val="single" w:sz="6" w:space="0" w:color="C8D2E0"/>
+              <w:left w:val="single" w:sz="6" w:space="0" w:color="C8D2E0"/>
+              <w:bottom w:val="single" w:sz="6" w:space="0" w:color="C8D2E0"/>
+              <w:right w:val="single" w:sz="6" w:space="0" w:color="C8D2E0"/>
+            </w:tcBorders>
+            <w:tcMar>
+              <w:top w:w="100" w:type="dxa"/>
+              <w:left w:w="100" w:type="dxa"/>
+              <w:bottom w:w="100" w:type="dxa"/>
+              <w:right w:w="100" w:type="dxa"/>
+            </w:tcMar>
+          </w:tcPr>
+          <w:p>
+            <w:pPr>
+              <w:spacing w:after="0" w:line="288" w:lineRule="auto"/>
+            </w:pPr>
+            <w:r/>
+            <w:r>
+              <w:rPr>
+                <w:rFonts w:ascii="맑은 고딕" w:hAnsi="맑은 고딕" w:eastAsia="맑은 고딕"/>
+                <w:sz w:val="18"/>
+              </w:rPr>
+              <w:t>S3(막연하게)과 S4(RCIF)를 반드시 이어서 하세요. 실패를 먼저 겪어야 RCIF가 와닿습니다.</w:t>
             </w:r>
           </w:p>
         </w:tc>

--- a/워드/00_전체모듈_관리표.docx
+++ b/워드/00_전체모듈_관리표.docx
@@ -40,7 +40,7 @@
           <w:color w:val="5B6675"/>
           <w:sz w:val="21"/>
         </w:rPr>
-        <w:t>3단계 공통 과제 모듈 12개  |  교사용 한 장 정리</w:t>
+        <w:t>3단계 공통 과제 모듈 14개  |  교사용 한 장 정리</w:t>
       </w:r>
     </w:p>
     <w:p>
@@ -444,7 +444,7 @@
                 <w:rFonts w:ascii="맑은 고딕" w:hAnsi="맑은 고딕" w:eastAsia="맑은 고딕"/>
                 <w:sz w:val="20"/>
               </w:rPr>
-              <w:t>모듈 11개 (아래)</w:t>
+              <w:t>모듈 13개 (아래)</w:t>
             </w:r>
           </w:p>
         </w:tc>
@@ -2180,6 +2180,250 @@
           </w:p>
         </w:tc>
       </w:tr>
+      <w:tr>
+        <w:tc>
+          <w:tcPr>
+            <w:tcW w:type="dxa" w:w="850"/>
+            <w:tcBorders>
+              <w:top w:val="single" w:sz="6" w:space="0" w:color="C8D2E0"/>
+              <w:left w:val="single" w:sz="6" w:space="0" w:color="C8D2E0"/>
+              <w:bottom w:val="single" w:sz="6" w:space="0" w:color="C8D2E0"/>
+              <w:right w:val="single" w:sz="6" w:space="0" w:color="C8D2E0"/>
+            </w:tcBorders>
+            <w:tcMar>
+              <w:top w:w="100" w:type="dxa"/>
+              <w:left w:w="100" w:type="dxa"/>
+              <w:bottom w:w="100" w:type="dxa"/>
+              <w:right w:w="100" w:type="dxa"/>
+            </w:tcMar>
+          </w:tcPr>
+          <w:p>
+            <w:pPr>
+              <w:spacing w:after="0" w:line="288" w:lineRule="auto"/>
+            </w:pPr>
+            <w:r/>
+            <w:r>
+              <w:rPr>
+                <w:rFonts w:ascii="맑은 고딕" w:hAnsi="맑은 고딕" w:eastAsia="맑은 고딕"/>
+                <w:sz w:val="18"/>
+              </w:rPr>
+              <w:t>P1</w:t>
+            </w:r>
+          </w:p>
+        </w:tc>
+        <w:tc>
+          <w:tcPr>
+            <w:tcW w:type="dxa" w:w="2381"/>
+            <w:tcBorders>
+              <w:top w:val="single" w:sz="6" w:space="0" w:color="C8D2E0"/>
+              <w:left w:val="single" w:sz="6" w:space="0" w:color="C8D2E0"/>
+              <w:bottom w:val="single" w:sz="6" w:space="0" w:color="C8D2E0"/>
+              <w:right w:val="single" w:sz="6" w:space="0" w:color="C8D2E0"/>
+            </w:tcBorders>
+            <w:tcMar>
+              <w:top w:w="100" w:type="dxa"/>
+              <w:left w:w="100" w:type="dxa"/>
+              <w:bottom w:w="100" w:type="dxa"/>
+              <w:right w:w="100" w:type="dxa"/>
+            </w:tcMar>
+          </w:tcPr>
+          <w:p>
+            <w:pPr>
+              <w:spacing w:after="0" w:line="288" w:lineRule="auto"/>
+            </w:pPr>
+            <w:r/>
+            <w:r>
+              <w:rPr>
+                <w:rFonts w:ascii="맑은 고딕" w:hAnsi="맑은 고딕" w:eastAsia="맑은 고딕"/>
+                <w:sz w:val="18"/>
+              </w:rPr>
+              <w:t>내 주제로 해보기</w:t>
+            </w:r>
+          </w:p>
+        </w:tc>
+        <w:tc>
+          <w:tcPr>
+            <w:tcW w:type="dxa" w:w="1474"/>
+            <w:tcBorders>
+              <w:top w:val="single" w:sz="6" w:space="0" w:color="C8D2E0"/>
+              <w:left w:val="single" w:sz="6" w:space="0" w:color="C8D2E0"/>
+              <w:bottom w:val="single" w:sz="6" w:space="0" w:color="C8D2E0"/>
+              <w:right w:val="single" w:sz="6" w:space="0" w:color="C8D2E0"/>
+            </w:tcBorders>
+            <w:tcMar>
+              <w:top w:w="100" w:type="dxa"/>
+              <w:left w:w="100" w:type="dxa"/>
+              <w:bottom w:w="100" w:type="dxa"/>
+              <w:right w:w="100" w:type="dxa"/>
+            </w:tcMar>
+          </w:tcPr>
+          <w:p>
+            <w:pPr>
+              <w:spacing w:after="0" w:line="288" w:lineRule="auto"/>
+            </w:pPr>
+            <w:r/>
+            <w:r>
+              <w:rPr>
+                <w:rFonts w:ascii="맑은 고딕" w:hAnsi="맑은 고딕" w:eastAsia="맑은 고딕"/>
+                <w:sz w:val="18"/>
+              </w:rPr>
+              <w:t>2~3차시</w:t>
+            </w:r>
+          </w:p>
+        </w:tc>
+        <w:tc>
+          <w:tcPr>
+            <w:tcW w:type="dxa" w:w="4932"/>
+            <w:tcBorders>
+              <w:top w:val="single" w:sz="6" w:space="0" w:color="C8D2E0"/>
+              <w:left w:val="single" w:sz="6" w:space="0" w:color="C8D2E0"/>
+              <w:bottom w:val="single" w:sz="6" w:space="0" w:color="C8D2E0"/>
+              <w:right w:val="single" w:sz="6" w:space="0" w:color="C8D2E0"/>
+            </w:tcBorders>
+            <w:tcMar>
+              <w:top w:w="100" w:type="dxa"/>
+              <w:left w:w="100" w:type="dxa"/>
+              <w:bottom w:w="100" w:type="dxa"/>
+              <w:right w:w="100" w:type="dxa"/>
+            </w:tcMar>
+          </w:tcPr>
+          <w:p>
+            <w:pPr>
+              <w:spacing w:after="0" w:line="288" w:lineRule="auto"/>
+            </w:pPr>
+            <w:r/>
+            <w:r>
+              <w:rPr>
+                <w:rFonts w:ascii="맑은 고딕" w:hAnsi="맑은 고딕" w:eastAsia="맑은 고딕"/>
+                <w:sz w:val="18"/>
+              </w:rPr>
+              <w:t>학생이 정한 결과물 1편 · 학생이 쓴 프롬프트 전체 · AI 사용 기록표 · 제출 파일(.json)</w:t>
+            </w:r>
+          </w:p>
+        </w:tc>
+      </w:tr>
+      <w:tr>
+        <w:tc>
+          <w:tcPr>
+            <w:tcW w:type="dxa" w:w="850"/>
+            <w:tcBorders>
+              <w:top w:val="single" w:sz="6" w:space="0" w:color="C8D2E0"/>
+              <w:left w:val="single" w:sz="6" w:space="0" w:color="C8D2E0"/>
+              <w:bottom w:val="single" w:sz="6" w:space="0" w:color="C8D2E0"/>
+              <w:right w:val="single" w:sz="6" w:space="0" w:color="C8D2E0"/>
+            </w:tcBorders>
+            <w:tcMar>
+              <w:top w:w="100" w:type="dxa"/>
+              <w:left w:w="100" w:type="dxa"/>
+              <w:bottom w:w="100" w:type="dxa"/>
+              <w:right w:w="100" w:type="dxa"/>
+            </w:tcMar>
+          </w:tcPr>
+          <w:p>
+            <w:pPr>
+              <w:spacing w:after="0" w:line="288" w:lineRule="auto"/>
+            </w:pPr>
+            <w:r/>
+            <w:r>
+              <w:rPr>
+                <w:rFonts w:ascii="맑은 고딕" w:hAnsi="맑은 고딕" w:eastAsia="맑은 고딕"/>
+                <w:sz w:val="18"/>
+              </w:rPr>
+              <w:t>P2</w:t>
+            </w:r>
+          </w:p>
+        </w:tc>
+        <w:tc>
+          <w:tcPr>
+            <w:tcW w:type="dxa" w:w="2381"/>
+            <w:tcBorders>
+              <w:top w:val="single" w:sz="6" w:space="0" w:color="C8D2E0"/>
+              <w:left w:val="single" w:sz="6" w:space="0" w:color="C8D2E0"/>
+              <w:bottom w:val="single" w:sz="6" w:space="0" w:color="C8D2E0"/>
+              <w:right w:val="single" w:sz="6" w:space="0" w:color="C8D2E0"/>
+            </w:tcBorders>
+            <w:tcMar>
+              <w:top w:w="100" w:type="dxa"/>
+              <w:left w:w="100" w:type="dxa"/>
+              <w:bottom w:w="100" w:type="dxa"/>
+              <w:right w:w="100" w:type="dxa"/>
+            </w:tcMar>
+          </w:tcPr>
+          <w:p>
+            <w:pPr>
+              <w:spacing w:after="0" w:line="288" w:lineRule="auto"/>
+            </w:pPr>
+            <w:r/>
+            <w:r>
+              <w:rPr>
+                <w:rFonts w:ascii="맑은 고딕" w:hAnsi="맑은 고딕" w:eastAsia="맑은 고딕"/>
+                <w:sz w:val="18"/>
+              </w:rPr>
+              <w:t>포트폴리오 만들기</w:t>
+            </w:r>
+          </w:p>
+        </w:tc>
+        <w:tc>
+          <w:tcPr>
+            <w:tcW w:type="dxa" w:w="1474"/>
+            <w:tcBorders>
+              <w:top w:val="single" w:sz="6" w:space="0" w:color="C8D2E0"/>
+              <w:left w:val="single" w:sz="6" w:space="0" w:color="C8D2E0"/>
+              <w:bottom w:val="single" w:sz="6" w:space="0" w:color="C8D2E0"/>
+              <w:right w:val="single" w:sz="6" w:space="0" w:color="C8D2E0"/>
+            </w:tcBorders>
+            <w:tcMar>
+              <w:top w:w="100" w:type="dxa"/>
+              <w:left w:w="100" w:type="dxa"/>
+              <w:bottom w:w="100" w:type="dxa"/>
+              <w:right w:w="100" w:type="dxa"/>
+            </w:tcMar>
+          </w:tcPr>
+          <w:p>
+            <w:pPr>
+              <w:spacing w:after="0" w:line="288" w:lineRule="auto"/>
+            </w:pPr>
+            <w:r/>
+            <w:r>
+              <w:rPr>
+                <w:rFonts w:ascii="맑은 고딕" w:hAnsi="맑은 고딕" w:eastAsia="맑은 고딕"/>
+                <w:sz w:val="18"/>
+              </w:rPr>
+              <w:t>1차시</w:t>
+            </w:r>
+          </w:p>
+        </w:tc>
+        <w:tc>
+          <w:tcPr>
+            <w:tcW w:type="dxa" w:w="4932"/>
+            <w:tcBorders>
+              <w:top w:val="single" w:sz="6" w:space="0" w:color="C8D2E0"/>
+              <w:left w:val="single" w:sz="6" w:space="0" w:color="C8D2E0"/>
+              <w:bottom w:val="single" w:sz="6" w:space="0" w:color="C8D2E0"/>
+              <w:right w:val="single" w:sz="6" w:space="0" w:color="C8D2E0"/>
+            </w:tcBorders>
+            <w:tcMar>
+              <w:top w:w="100" w:type="dxa"/>
+              <w:left w:w="100" w:type="dxa"/>
+              <w:bottom w:w="100" w:type="dxa"/>
+              <w:right w:w="100" w:type="dxa"/>
+            </w:tcMar>
+          </w:tcPr>
+          <w:p>
+            <w:pPr>
+              <w:spacing w:after="0" w:line="288" w:lineRule="auto"/>
+            </w:pPr>
+            <w:r/>
+            <w:r>
+              <w:rPr>
+                <w:rFonts w:ascii="맑은 고딕" w:hAnsi="맑은 고딕" w:eastAsia="맑은 고딕"/>
+                <w:sz w:val="18"/>
+              </w:rPr>
+              <w:t>포트폴리오 A4 1장 · 제출 파일(.json)</w:t>
+            </w:r>
+          </w:p>
+        </w:tc>
+      </w:tr>
     </w:tbl>
     <w:p>
       <w:pPr>
@@ -3029,6 +3273,130 @@
                 <w:sz w:val="18"/>
               </w:rPr>
               <w:t>S7의 조건 — 답변은 만들지 말고 질문만. 이것이 B3의 장치입니다.</w:t>
+            </w:r>
+          </w:p>
+        </w:tc>
+      </w:tr>
+      <w:tr>
+        <w:tc>
+          <w:tcPr>
+            <w:tcW w:type="dxa" w:w="2041"/>
+            <w:tcBorders>
+              <w:top w:val="single" w:sz="6" w:space="0" w:color="C8D2E0"/>
+              <w:left w:val="single" w:sz="6" w:space="0" w:color="C8D2E0"/>
+              <w:bottom w:val="single" w:sz="6" w:space="0" w:color="C8D2E0"/>
+              <w:right w:val="single" w:sz="6" w:space="0" w:color="C8D2E0"/>
+            </w:tcBorders>
+            <w:tcMar>
+              <w:top w:w="100" w:type="dxa"/>
+              <w:left w:w="100" w:type="dxa"/>
+              <w:bottom w:w="100" w:type="dxa"/>
+              <w:right w:w="100" w:type="dxa"/>
+            </w:tcMar>
+          </w:tcPr>
+          <w:p>
+            <w:pPr>
+              <w:spacing w:after="0" w:line="288" w:lineRule="auto"/>
+            </w:pPr>
+            <w:r/>
+            <w:r>
+              <w:rPr>
+                <w:rFonts w:ascii="맑은 고딕" w:hAnsi="맑은 고딕" w:eastAsia="맑은 고딕"/>
+                <w:sz w:val="18"/>
+              </w:rPr>
+              <w:t>P1 내 주제로 해보기</w:t>
+            </w:r>
+          </w:p>
+        </w:tc>
+        <w:tc>
+          <w:tcPr>
+            <w:tcW w:type="dxa" w:w="7597"/>
+            <w:tcBorders>
+              <w:top w:val="single" w:sz="6" w:space="0" w:color="C8D2E0"/>
+              <w:left w:val="single" w:sz="6" w:space="0" w:color="C8D2E0"/>
+              <w:bottom w:val="single" w:sz="6" w:space="0" w:color="C8D2E0"/>
+              <w:right w:val="single" w:sz="6" w:space="0" w:color="C8D2E0"/>
+            </w:tcBorders>
+            <w:tcMar>
+              <w:top w:w="100" w:type="dxa"/>
+              <w:left w:w="100" w:type="dxa"/>
+              <w:bottom w:w="100" w:type="dxa"/>
+              <w:right w:w="100" w:type="dxa"/>
+            </w:tcMar>
+          </w:tcPr>
+          <w:p>
+            <w:pPr>
+              <w:spacing w:after="0" w:line="288" w:lineRule="auto"/>
+            </w:pPr>
+            <w:r/>
+            <w:r>
+              <w:rPr>
+                <w:rFonts w:ascii="맑은 고딕" w:hAnsi="맑은 고딕" w:eastAsia="맑은 고딕"/>
+                <w:sz w:val="18"/>
+              </w:rPr>
+              <w:t>복사할 프롬프트가 없습니다. 학생이 쓴 문장을 그대로 기록칸에 수집합니다 — 이것이 평가 자료입니다.</w:t>
+            </w:r>
+          </w:p>
+        </w:tc>
+      </w:tr>
+      <w:tr>
+        <w:tc>
+          <w:tcPr>
+            <w:tcW w:type="dxa" w:w="2041"/>
+            <w:tcBorders>
+              <w:top w:val="single" w:sz="6" w:space="0" w:color="C8D2E0"/>
+              <w:left w:val="single" w:sz="6" w:space="0" w:color="C8D2E0"/>
+              <w:bottom w:val="single" w:sz="6" w:space="0" w:color="C8D2E0"/>
+              <w:right w:val="single" w:sz="6" w:space="0" w:color="C8D2E0"/>
+            </w:tcBorders>
+            <w:tcMar>
+              <w:top w:w="100" w:type="dxa"/>
+              <w:left w:w="100" w:type="dxa"/>
+              <w:bottom w:w="100" w:type="dxa"/>
+              <w:right w:w="100" w:type="dxa"/>
+            </w:tcMar>
+          </w:tcPr>
+          <w:p>
+            <w:pPr>
+              <w:spacing w:after="0" w:line="288" w:lineRule="auto"/>
+            </w:pPr>
+            <w:r/>
+            <w:r>
+              <w:rPr>
+                <w:rFonts w:ascii="맑은 고딕" w:hAnsi="맑은 고딕" w:eastAsia="맑은 고딕"/>
+                <w:sz w:val="18"/>
+              </w:rPr>
+              <w:t>P2 포트폴리오 만들기</w:t>
+            </w:r>
+          </w:p>
+        </w:tc>
+        <w:tc>
+          <w:tcPr>
+            <w:tcW w:type="dxa" w:w="7597"/>
+            <w:tcBorders>
+              <w:top w:val="single" w:sz="6" w:space="0" w:color="C8D2E0"/>
+              <w:left w:val="single" w:sz="6" w:space="0" w:color="C8D2E0"/>
+              <w:bottom w:val="single" w:sz="6" w:space="0" w:color="C8D2E0"/>
+              <w:right w:val="single" w:sz="6" w:space="0" w:color="C8D2E0"/>
+            </w:tcBorders>
+            <w:tcMar>
+              <w:top w:w="100" w:type="dxa"/>
+              <w:left w:w="100" w:type="dxa"/>
+              <w:bottom w:w="100" w:type="dxa"/>
+              <w:right w:w="100" w:type="dxa"/>
+            </w:tcMar>
+          </w:tcPr>
+          <w:p>
+            <w:pPr>
+              <w:spacing w:after="0" w:line="288" w:lineRule="auto"/>
+            </w:pPr>
+            <w:r/>
+            <w:r>
+              <w:rPr>
+                <w:rFonts w:ascii="맑은 고딕" w:hAnsi="맑은 고딕" w:eastAsia="맑은 고딕"/>
+                <w:sz w:val="18"/>
+              </w:rPr>
+              <w:t>제출 파일이나 링크에 자동 저장된 기록을 다시 열게 하세요. 기억으로 쓰면 얕아집니다.</w:t>
             </w:r>
           </w:p>
         </w:tc>

--- a/워드/00_전체모듈_관리표.docx
+++ b/워드/00_전체모듈_관리표.docx
@@ -40,7 +40,7 @@
           <w:color w:val="5B6675"/>
           <w:sz w:val="21"/>
         </w:rPr>
-        <w:t>3단계 공통 과제 모듈 14개  |  교사용 한 장 정리</w:t>
+        <w:t>3단계 공통 과제 모듈 17개  |  교사용 한 장 정리</w:t>
       </w:r>
     </w:p>
     <w:p>
@@ -444,7 +444,7 @@
                 <w:rFonts w:ascii="맑은 고딕" w:hAnsi="맑은 고딕" w:eastAsia="맑은 고딕"/>
                 <w:sz w:val="20"/>
               </w:rPr>
-              <w:t>모듈 13개 (아래)</w:t>
+              <w:t>모듈 16개 (아래)</w:t>
             </w:r>
           </w:p>
         </w:tc>
@@ -2207,6 +2207,372 @@
                 <w:rFonts w:ascii="맑은 고딕" w:hAnsi="맑은 고딕" w:eastAsia="맑은 고딕"/>
                 <w:sz w:val="18"/>
               </w:rPr>
+              <w:t>C1</w:t>
+            </w:r>
+          </w:p>
+        </w:tc>
+        <w:tc>
+          <w:tcPr>
+            <w:tcW w:type="dxa" w:w="2381"/>
+            <w:tcBorders>
+              <w:top w:val="single" w:sz="6" w:space="0" w:color="C8D2E0"/>
+              <w:left w:val="single" w:sz="6" w:space="0" w:color="C8D2E0"/>
+              <w:bottom w:val="single" w:sz="6" w:space="0" w:color="C8D2E0"/>
+              <w:right w:val="single" w:sz="6" w:space="0" w:color="C8D2E0"/>
+            </w:tcBorders>
+            <w:tcMar>
+              <w:top w:w="100" w:type="dxa"/>
+              <w:left w:w="100" w:type="dxa"/>
+              <w:bottom w:w="100" w:type="dxa"/>
+              <w:right w:w="100" w:type="dxa"/>
+            </w:tcMar>
+          </w:tcPr>
+          <w:p>
+            <w:pPr>
+              <w:spacing w:after="0" w:line="288" w:lineRule="auto"/>
+            </w:pPr>
+            <w:r/>
+            <w:r>
+              <w:rPr>
+                <w:rFonts w:ascii="맑은 고딕" w:hAnsi="맑은 고딕" w:eastAsia="맑은 고딕"/>
+                <w:sz w:val="18"/>
+              </w:rPr>
+              <w:t>간단한 앱 만들기</w:t>
+            </w:r>
+          </w:p>
+        </w:tc>
+        <w:tc>
+          <w:tcPr>
+            <w:tcW w:type="dxa" w:w="1474"/>
+            <w:tcBorders>
+              <w:top w:val="single" w:sz="6" w:space="0" w:color="C8D2E0"/>
+              <w:left w:val="single" w:sz="6" w:space="0" w:color="C8D2E0"/>
+              <w:bottom w:val="single" w:sz="6" w:space="0" w:color="C8D2E0"/>
+              <w:right w:val="single" w:sz="6" w:space="0" w:color="C8D2E0"/>
+            </w:tcBorders>
+            <w:tcMar>
+              <w:top w:w="100" w:type="dxa"/>
+              <w:left w:w="100" w:type="dxa"/>
+              <w:bottom w:w="100" w:type="dxa"/>
+              <w:right w:w="100" w:type="dxa"/>
+            </w:tcMar>
+          </w:tcPr>
+          <w:p>
+            <w:pPr>
+              <w:spacing w:after="0" w:line="288" w:lineRule="auto"/>
+            </w:pPr>
+            <w:r/>
+            <w:r>
+              <w:rPr>
+                <w:rFonts w:ascii="맑은 고딕" w:hAnsi="맑은 고딕" w:eastAsia="맑은 고딕"/>
+                <w:sz w:val="18"/>
+              </w:rPr>
+              <w:t>짧은 코스 1차시 / 전체 3차시</w:t>
+            </w:r>
+          </w:p>
+        </w:tc>
+        <w:tc>
+          <w:tcPr>
+            <w:tcW w:type="dxa" w:w="4932"/>
+            <w:tcBorders>
+              <w:top w:val="single" w:sz="6" w:space="0" w:color="C8D2E0"/>
+              <w:left w:val="single" w:sz="6" w:space="0" w:color="C8D2E0"/>
+              <w:bottom w:val="single" w:sz="6" w:space="0" w:color="C8D2E0"/>
+              <w:right w:val="single" w:sz="6" w:space="0" w:color="C8D2E0"/>
+            </w:tcBorders>
+            <w:tcMar>
+              <w:top w:w="100" w:type="dxa"/>
+              <w:left w:w="100" w:type="dxa"/>
+              <w:bottom w:w="100" w:type="dxa"/>
+              <w:right w:w="100" w:type="dxa"/>
+            </w:tcMar>
+          </w:tcPr>
+          <w:p>
+            <w:pPr>
+              <w:spacing w:after="0" w:line="288" w:lineRule="auto"/>
+            </w:pPr>
+            <w:r/>
+            <w:r>
+              <w:rPr>
+                <w:rFonts w:ascii="맑은 고딕" w:hAnsi="맑은 고딕" w:eastAsia="맑은 고딕"/>
+                <w:sz w:val="18"/>
+              </w:rPr>
+              <w:t>실제로 열리는 간단한 웹앱 1개 · AI 사용 기록표 · 제출 파일(.json)</w:t>
+            </w:r>
+          </w:p>
+        </w:tc>
+      </w:tr>
+      <w:tr>
+        <w:tc>
+          <w:tcPr>
+            <w:tcW w:type="dxa" w:w="850"/>
+            <w:tcBorders>
+              <w:top w:val="single" w:sz="6" w:space="0" w:color="C8D2E0"/>
+              <w:left w:val="single" w:sz="6" w:space="0" w:color="C8D2E0"/>
+              <w:bottom w:val="single" w:sz="6" w:space="0" w:color="C8D2E0"/>
+              <w:right w:val="single" w:sz="6" w:space="0" w:color="C8D2E0"/>
+            </w:tcBorders>
+            <w:tcMar>
+              <w:top w:w="100" w:type="dxa"/>
+              <w:left w:w="100" w:type="dxa"/>
+              <w:bottom w:w="100" w:type="dxa"/>
+              <w:right w:w="100" w:type="dxa"/>
+            </w:tcMar>
+          </w:tcPr>
+          <w:p>
+            <w:pPr>
+              <w:spacing w:after="0" w:line="288" w:lineRule="auto"/>
+            </w:pPr>
+            <w:r/>
+            <w:r>
+              <w:rPr>
+                <w:rFonts w:ascii="맑은 고딕" w:hAnsi="맑은 고딕" w:eastAsia="맑은 고딕"/>
+                <w:sz w:val="18"/>
+              </w:rPr>
+              <w:t>D1</w:t>
+            </w:r>
+          </w:p>
+        </w:tc>
+        <w:tc>
+          <w:tcPr>
+            <w:tcW w:type="dxa" w:w="2381"/>
+            <w:tcBorders>
+              <w:top w:val="single" w:sz="6" w:space="0" w:color="C8D2E0"/>
+              <w:left w:val="single" w:sz="6" w:space="0" w:color="C8D2E0"/>
+              <w:bottom w:val="single" w:sz="6" w:space="0" w:color="C8D2E0"/>
+              <w:right w:val="single" w:sz="6" w:space="0" w:color="C8D2E0"/>
+            </w:tcBorders>
+            <w:tcMar>
+              <w:top w:w="100" w:type="dxa"/>
+              <w:left w:w="100" w:type="dxa"/>
+              <w:bottom w:w="100" w:type="dxa"/>
+              <w:right w:w="100" w:type="dxa"/>
+            </w:tcMar>
+          </w:tcPr>
+          <w:p>
+            <w:pPr>
+              <w:spacing w:after="0" w:line="288" w:lineRule="auto"/>
+            </w:pPr>
+            <w:r/>
+            <w:r>
+              <w:rPr>
+                <w:rFonts w:ascii="맑은 고딕" w:hAnsi="맑은 고딕" w:eastAsia="맑은 고딕"/>
+                <w:sz w:val="18"/>
+              </w:rPr>
+              <w:t>설문 만들고 결과 정리하기</w:t>
+            </w:r>
+          </w:p>
+        </w:tc>
+        <w:tc>
+          <w:tcPr>
+            <w:tcW w:type="dxa" w:w="1474"/>
+            <w:tcBorders>
+              <w:top w:val="single" w:sz="6" w:space="0" w:color="C8D2E0"/>
+              <w:left w:val="single" w:sz="6" w:space="0" w:color="C8D2E0"/>
+              <w:bottom w:val="single" w:sz="6" w:space="0" w:color="C8D2E0"/>
+              <w:right w:val="single" w:sz="6" w:space="0" w:color="C8D2E0"/>
+            </w:tcBorders>
+            <w:tcMar>
+              <w:top w:w="100" w:type="dxa"/>
+              <w:left w:w="100" w:type="dxa"/>
+              <w:bottom w:w="100" w:type="dxa"/>
+              <w:right w:w="100" w:type="dxa"/>
+            </w:tcMar>
+          </w:tcPr>
+          <w:p>
+            <w:pPr>
+              <w:spacing w:after="0" w:line="288" w:lineRule="auto"/>
+            </w:pPr>
+            <w:r/>
+            <w:r>
+              <w:rPr>
+                <w:rFonts w:ascii="맑은 고딕" w:hAnsi="맑은 고딕" w:eastAsia="맑은 고딕"/>
+                <w:sz w:val="18"/>
+              </w:rPr>
+              <w:t>짧은 코스 1차시 / 전체 3차시 (걷는 시간은 별도)</w:t>
+            </w:r>
+          </w:p>
+        </w:tc>
+        <w:tc>
+          <w:tcPr>
+            <w:tcW w:type="dxa" w:w="4932"/>
+            <w:tcBorders>
+              <w:top w:val="single" w:sz="6" w:space="0" w:color="C8D2E0"/>
+              <w:left w:val="single" w:sz="6" w:space="0" w:color="C8D2E0"/>
+              <w:bottom w:val="single" w:sz="6" w:space="0" w:color="C8D2E0"/>
+              <w:right w:val="single" w:sz="6" w:space="0" w:color="C8D2E0"/>
+            </w:tcBorders>
+            <w:tcMar>
+              <w:top w:w="100" w:type="dxa"/>
+              <w:left w:w="100" w:type="dxa"/>
+              <w:bottom w:w="100" w:type="dxa"/>
+              <w:right w:w="100" w:type="dxa"/>
+            </w:tcMar>
+          </w:tcPr>
+          <w:p>
+            <w:pPr>
+              <w:spacing w:after="0" w:line="288" w:lineRule="auto"/>
+            </w:pPr>
+            <w:r/>
+            <w:r>
+              <w:rPr>
+                <w:rFonts w:ascii="맑은 고딕" w:hAnsi="맑은 고딕" w:eastAsia="맑은 고딕"/>
+                <w:sz w:val="18"/>
+              </w:rPr>
+              <w:t>설문 문항 1벌 · 결과 요약 1장 · AI 사용 기록표 · 제출 파일(.json)</w:t>
+            </w:r>
+          </w:p>
+        </w:tc>
+      </w:tr>
+      <w:tr>
+        <w:tc>
+          <w:tcPr>
+            <w:tcW w:type="dxa" w:w="850"/>
+            <w:tcBorders>
+              <w:top w:val="single" w:sz="6" w:space="0" w:color="C8D2E0"/>
+              <w:left w:val="single" w:sz="6" w:space="0" w:color="C8D2E0"/>
+              <w:bottom w:val="single" w:sz="6" w:space="0" w:color="C8D2E0"/>
+              <w:right w:val="single" w:sz="6" w:space="0" w:color="C8D2E0"/>
+            </w:tcBorders>
+            <w:tcMar>
+              <w:top w:w="100" w:type="dxa"/>
+              <w:left w:w="100" w:type="dxa"/>
+              <w:bottom w:w="100" w:type="dxa"/>
+              <w:right w:w="100" w:type="dxa"/>
+            </w:tcMar>
+          </w:tcPr>
+          <w:p>
+            <w:pPr>
+              <w:spacing w:after="0" w:line="288" w:lineRule="auto"/>
+            </w:pPr>
+            <w:r/>
+            <w:r>
+              <w:rPr>
+                <w:rFonts w:ascii="맑은 고딕" w:hAnsi="맑은 고딕" w:eastAsia="맑은 고딕"/>
+                <w:sz w:val="18"/>
+              </w:rPr>
+              <w:t>D2</w:t>
+            </w:r>
+          </w:p>
+        </w:tc>
+        <w:tc>
+          <w:tcPr>
+            <w:tcW w:type="dxa" w:w="2381"/>
+            <w:tcBorders>
+              <w:top w:val="single" w:sz="6" w:space="0" w:color="C8D2E0"/>
+              <w:left w:val="single" w:sz="6" w:space="0" w:color="C8D2E0"/>
+              <w:bottom w:val="single" w:sz="6" w:space="0" w:color="C8D2E0"/>
+              <w:right w:val="single" w:sz="6" w:space="0" w:color="C8D2E0"/>
+            </w:tcBorders>
+            <w:tcMar>
+              <w:top w:w="100" w:type="dxa"/>
+              <w:left w:w="100" w:type="dxa"/>
+              <w:bottom w:w="100" w:type="dxa"/>
+              <w:right w:w="100" w:type="dxa"/>
+            </w:tcMar>
+          </w:tcPr>
+          <w:p>
+            <w:pPr>
+              <w:spacing w:after="0" w:line="288" w:lineRule="auto"/>
+            </w:pPr>
+            <w:r/>
+            <w:r>
+              <w:rPr>
+                <w:rFonts w:ascii="맑은 고딕" w:hAnsi="맑은 고딕" w:eastAsia="맑은 고딕"/>
+                <w:sz w:val="18"/>
+              </w:rPr>
+              <w:t>비교해서 고르기</w:t>
+            </w:r>
+          </w:p>
+        </w:tc>
+        <w:tc>
+          <w:tcPr>
+            <w:tcW w:type="dxa" w:w="1474"/>
+            <w:tcBorders>
+              <w:top w:val="single" w:sz="6" w:space="0" w:color="C8D2E0"/>
+              <w:left w:val="single" w:sz="6" w:space="0" w:color="C8D2E0"/>
+              <w:bottom w:val="single" w:sz="6" w:space="0" w:color="C8D2E0"/>
+              <w:right w:val="single" w:sz="6" w:space="0" w:color="C8D2E0"/>
+            </w:tcBorders>
+            <w:tcMar>
+              <w:top w:w="100" w:type="dxa"/>
+              <w:left w:w="100" w:type="dxa"/>
+              <w:bottom w:w="100" w:type="dxa"/>
+              <w:right w:w="100" w:type="dxa"/>
+            </w:tcMar>
+          </w:tcPr>
+          <w:p>
+            <w:pPr>
+              <w:spacing w:after="0" w:line="288" w:lineRule="auto"/>
+            </w:pPr>
+            <w:r/>
+            <w:r>
+              <w:rPr>
+                <w:rFonts w:ascii="맑은 고딕" w:hAnsi="맑은 고딕" w:eastAsia="맑은 고딕"/>
+                <w:sz w:val="18"/>
+              </w:rPr>
+              <w:t>짧은 코스 1차시 / 전체 3차시</w:t>
+            </w:r>
+          </w:p>
+        </w:tc>
+        <w:tc>
+          <w:tcPr>
+            <w:tcW w:type="dxa" w:w="4932"/>
+            <w:tcBorders>
+              <w:top w:val="single" w:sz="6" w:space="0" w:color="C8D2E0"/>
+              <w:left w:val="single" w:sz="6" w:space="0" w:color="C8D2E0"/>
+              <w:bottom w:val="single" w:sz="6" w:space="0" w:color="C8D2E0"/>
+              <w:right w:val="single" w:sz="6" w:space="0" w:color="C8D2E0"/>
+            </w:tcBorders>
+            <w:tcMar>
+              <w:top w:w="100" w:type="dxa"/>
+              <w:left w:w="100" w:type="dxa"/>
+              <w:bottom w:w="100" w:type="dxa"/>
+              <w:right w:w="100" w:type="dxa"/>
+            </w:tcMar>
+          </w:tcPr>
+          <w:p>
+            <w:pPr>
+              <w:spacing w:after="0" w:line="288" w:lineRule="auto"/>
+            </w:pPr>
+            <w:r/>
+            <w:r>
+              <w:rPr>
+                <w:rFonts w:ascii="맑은 고딕" w:hAnsi="맑은 고딕" w:eastAsia="맑은 고딕"/>
+                <w:sz w:val="18"/>
+              </w:rPr>
+              <w:t>비교표 1개 · 내 선택과 이유 1장 · AI 사용 기록표 · 제출 파일(.json)</w:t>
+            </w:r>
+          </w:p>
+        </w:tc>
+      </w:tr>
+      <w:tr>
+        <w:tc>
+          <w:tcPr>
+            <w:tcW w:type="dxa" w:w="850"/>
+            <w:tcBorders>
+              <w:top w:val="single" w:sz="6" w:space="0" w:color="C8D2E0"/>
+              <w:left w:val="single" w:sz="6" w:space="0" w:color="C8D2E0"/>
+              <w:bottom w:val="single" w:sz="6" w:space="0" w:color="C8D2E0"/>
+              <w:right w:val="single" w:sz="6" w:space="0" w:color="C8D2E0"/>
+            </w:tcBorders>
+            <w:tcMar>
+              <w:top w:w="100" w:type="dxa"/>
+              <w:left w:w="100" w:type="dxa"/>
+              <w:bottom w:w="100" w:type="dxa"/>
+              <w:right w:w="100" w:type="dxa"/>
+            </w:tcMar>
+          </w:tcPr>
+          <w:p>
+            <w:pPr>
+              <w:spacing w:after="0" w:line="288" w:lineRule="auto"/>
+            </w:pPr>
+            <w:r/>
+            <w:r>
+              <w:rPr>
+                <w:rFonts w:ascii="맑은 고딕" w:hAnsi="맑은 고딕" w:eastAsia="맑은 고딕"/>
+                <w:sz w:val="18"/>
+              </w:rPr>
               <w:t>P1</w:t>
             </w:r>
           </w:p>
@@ -3273,6 +3639,192 @@
                 <w:sz w:val="18"/>
               </w:rPr>
               <w:t>S7의 조건 — 답변은 만들지 말고 질문만. 이것이 B3의 장치입니다.</w:t>
+            </w:r>
+          </w:p>
+        </w:tc>
+      </w:tr>
+      <w:tr>
+        <w:tc>
+          <w:tcPr>
+            <w:tcW w:type="dxa" w:w="2041"/>
+            <w:tcBorders>
+              <w:top w:val="single" w:sz="6" w:space="0" w:color="C8D2E0"/>
+              <w:left w:val="single" w:sz="6" w:space="0" w:color="C8D2E0"/>
+              <w:bottom w:val="single" w:sz="6" w:space="0" w:color="C8D2E0"/>
+              <w:right w:val="single" w:sz="6" w:space="0" w:color="C8D2E0"/>
+            </w:tcBorders>
+            <w:tcMar>
+              <w:top w:w="100" w:type="dxa"/>
+              <w:left w:w="100" w:type="dxa"/>
+              <w:bottom w:w="100" w:type="dxa"/>
+              <w:right w:w="100" w:type="dxa"/>
+            </w:tcMar>
+          </w:tcPr>
+          <w:p>
+            <w:pPr>
+              <w:spacing w:after="0" w:line="288" w:lineRule="auto"/>
+            </w:pPr>
+            <w:r/>
+            <w:r>
+              <w:rPr>
+                <w:rFonts w:ascii="맑은 고딕" w:hAnsi="맑은 고딕" w:eastAsia="맑은 고딕"/>
+                <w:sz w:val="18"/>
+              </w:rPr>
+              <w:t>C1 간단한 앱 만들기</w:t>
+            </w:r>
+          </w:p>
+        </w:tc>
+        <w:tc>
+          <w:tcPr>
+            <w:tcW w:type="dxa" w:w="7597"/>
+            <w:tcBorders>
+              <w:top w:val="single" w:sz="6" w:space="0" w:color="C8D2E0"/>
+              <w:left w:val="single" w:sz="6" w:space="0" w:color="C8D2E0"/>
+              <w:bottom w:val="single" w:sz="6" w:space="0" w:color="C8D2E0"/>
+              <w:right w:val="single" w:sz="6" w:space="0" w:color="C8D2E0"/>
+            </w:tcBorders>
+            <w:tcMar>
+              <w:top w:w="100" w:type="dxa"/>
+              <w:left w:w="100" w:type="dxa"/>
+              <w:bottom w:w="100" w:type="dxa"/>
+              <w:right w:w="100" w:type="dxa"/>
+            </w:tcMar>
+          </w:tcPr>
+          <w:p>
+            <w:pPr>
+              <w:spacing w:after="0" w:line="288" w:lineRule="auto"/>
+            </w:pPr>
+            <w:r/>
+            <w:r>
+              <w:rPr>
+                <w:rFonts w:ascii="맑은 고딕" w:hAnsi="맑은 고딕" w:eastAsia="맑은 고딕"/>
+                <w:sz w:val="18"/>
+              </w:rPr>
+              <w:t>S5(의사코드)를 건너뛰지 마세요. 순서를 먼저 쓰지 않으면 코드를 받고도 무엇이 틀렸는지 모릅니다.</w:t>
+            </w:r>
+          </w:p>
+        </w:tc>
+      </w:tr>
+      <w:tr>
+        <w:tc>
+          <w:tcPr>
+            <w:tcW w:type="dxa" w:w="2041"/>
+            <w:tcBorders>
+              <w:top w:val="single" w:sz="6" w:space="0" w:color="C8D2E0"/>
+              <w:left w:val="single" w:sz="6" w:space="0" w:color="C8D2E0"/>
+              <w:bottom w:val="single" w:sz="6" w:space="0" w:color="C8D2E0"/>
+              <w:right w:val="single" w:sz="6" w:space="0" w:color="C8D2E0"/>
+            </w:tcBorders>
+            <w:tcMar>
+              <w:top w:w="100" w:type="dxa"/>
+              <w:left w:w="100" w:type="dxa"/>
+              <w:bottom w:w="100" w:type="dxa"/>
+              <w:right w:w="100" w:type="dxa"/>
+            </w:tcMar>
+          </w:tcPr>
+          <w:p>
+            <w:pPr>
+              <w:spacing w:after="0" w:line="288" w:lineRule="auto"/>
+            </w:pPr>
+            <w:r/>
+            <w:r>
+              <w:rPr>
+                <w:rFonts w:ascii="맑은 고딕" w:hAnsi="맑은 고딕" w:eastAsia="맑은 고딕"/>
+                <w:sz w:val="18"/>
+              </w:rPr>
+              <w:t>D1 설문 만들고 결과 정리하기</w:t>
+            </w:r>
+          </w:p>
+        </w:tc>
+        <w:tc>
+          <w:tcPr>
+            <w:tcW w:type="dxa" w:w="7597"/>
+            <w:tcBorders>
+              <w:top w:val="single" w:sz="6" w:space="0" w:color="C8D2E0"/>
+              <w:left w:val="single" w:sz="6" w:space="0" w:color="C8D2E0"/>
+              <w:bottom w:val="single" w:sz="6" w:space="0" w:color="C8D2E0"/>
+              <w:right w:val="single" w:sz="6" w:space="0" w:color="C8D2E0"/>
+            </w:tcBorders>
+            <w:tcMar>
+              <w:top w:w="100" w:type="dxa"/>
+              <w:left w:w="100" w:type="dxa"/>
+              <w:bottom w:w="100" w:type="dxa"/>
+              <w:right w:w="100" w:type="dxa"/>
+            </w:tcMar>
+          </w:tcPr>
+          <w:p>
+            <w:pPr>
+              <w:spacing w:after="0" w:line="288" w:lineRule="auto"/>
+            </w:pPr>
+            <w:r/>
+            <w:r>
+              <w:rPr>
+                <w:rFonts w:ascii="맑은 고딕" w:hAnsi="맑은 고딕" w:eastAsia="맑은 고딕"/>
+                <w:sz w:val="18"/>
+              </w:rPr>
+              <w:t>S10(유도 질문 걸러내기)의 ②번 ‘반대로 물어보기’를 꼭 시키세요. 조작 방법을 알아야 자기 함정이 보입니다.</w:t>
+            </w:r>
+          </w:p>
+        </w:tc>
+      </w:tr>
+      <w:tr>
+        <w:tc>
+          <w:tcPr>
+            <w:tcW w:type="dxa" w:w="2041"/>
+            <w:tcBorders>
+              <w:top w:val="single" w:sz="6" w:space="0" w:color="C8D2E0"/>
+              <w:left w:val="single" w:sz="6" w:space="0" w:color="C8D2E0"/>
+              <w:bottom w:val="single" w:sz="6" w:space="0" w:color="C8D2E0"/>
+              <w:right w:val="single" w:sz="6" w:space="0" w:color="C8D2E0"/>
+            </w:tcBorders>
+            <w:tcMar>
+              <w:top w:w="100" w:type="dxa"/>
+              <w:left w:w="100" w:type="dxa"/>
+              <w:bottom w:w="100" w:type="dxa"/>
+              <w:right w:w="100" w:type="dxa"/>
+            </w:tcMar>
+          </w:tcPr>
+          <w:p>
+            <w:pPr>
+              <w:spacing w:after="0" w:line="288" w:lineRule="auto"/>
+            </w:pPr>
+            <w:r/>
+            <w:r>
+              <w:rPr>
+                <w:rFonts w:ascii="맑은 고딕" w:hAnsi="맑은 고딕" w:eastAsia="맑은 고딕"/>
+                <w:sz w:val="18"/>
+              </w:rPr>
+              <w:t>D2 비교해서 고르기</w:t>
+            </w:r>
+          </w:p>
+        </w:tc>
+        <w:tc>
+          <w:tcPr>
+            <w:tcW w:type="dxa" w:w="7597"/>
+            <w:tcBorders>
+              <w:top w:val="single" w:sz="6" w:space="0" w:color="C8D2E0"/>
+              <w:left w:val="single" w:sz="6" w:space="0" w:color="C8D2E0"/>
+              <w:bottom w:val="single" w:sz="6" w:space="0" w:color="C8D2E0"/>
+              <w:right w:val="single" w:sz="6" w:space="0" w:color="C8D2E0"/>
+            </w:tcBorders>
+            <w:tcMar>
+              <w:top w:w="100" w:type="dxa"/>
+              <w:left w:w="100" w:type="dxa"/>
+              <w:bottom w:w="100" w:type="dxa"/>
+              <w:right w:w="100" w:type="dxa"/>
+            </w:tcMar>
+          </w:tcPr>
+          <w:p>
+            <w:pPr>
+              <w:spacing w:after="0" w:line="288" w:lineRule="auto"/>
+            </w:pPr>
+            <w:r/>
+            <w:r>
+              <w:rPr>
+                <w:rFonts w:ascii="맑은 고딕" w:hAnsi="맑은 고딕" w:eastAsia="맑은 고딕"/>
+                <w:sz w:val="18"/>
+              </w:rPr>
+              <w:t>S6(기준은 내가 고른다)를 건너뛰면 이 모듈은 의미가 없습니다. 반드시 학생이 3개를 직접 고르게 하세요.</w:t>
             </w:r>
           </w:p>
         </w:tc>
